--- a/8.资源管理/1.流程制度规范类文件/JXTX-08-03-关于备件不适用情况说明.docx
+++ b/8.资源管理/1.流程制度规范类文件/JXTX-08-03-关于备件不适用情况说明.docx
@@ -7,6 +7,8 @@
         <w:pStyle w:val="27"/>
         <w:bidi w:val="0"/>
       </w:pPr>
+      <w:bookmarkStart w:id="0" w:name="_GoBack"/>
+      <w:bookmarkEnd w:id="0"/>
       <w:r>
         <w:t>关于备件管理不适用情况的说明</w:t>
       </w:r>
@@ -17,8 +19,6 @@
         <w:bidi w:val="0"/>
         <w:ind w:left="0" w:leftChars="0" w:firstLine="0" w:firstLineChars="0"/>
       </w:pPr>
-      <w:bookmarkStart w:id="0" w:name="_GoBack"/>
-      <w:bookmarkEnd w:id="0"/>
       <w:r>
         <w:t>尊敬的ITSS 评审专家： 您好！</w:t>
       </w:r>
